--- a/downloads/documents/04 Units/Unit 01 - Nutrition and Wellness - Kitchen Skills and Smart Eating/Lesson 01.20 - Budget Meal Lab.docx
+++ b/downloads/documents/04 Units/Unit 01 - Nutrition and Wellness - Kitchen Skills and Smart Eating/Lesson 01.20 - Budget Meal Lab.docx
@@ -362,7 +362,7 @@
         <w:t xml:space="preserve"> </w:t>
       </w:r>
       <w:r>
-        <w:t xml:space="preserve">Tier 3 (FACS): station card, flowchart, tasting portion, mise en place (everything in its place before cooking), place setting, sanitize, leftovers. See the unit vocabulary list for Turkish, Portuguese, and Spanish.</w:t>
+        <w:t xml:space="preserve">Tier 3 (FACS): station card, flowchart, tasting portion, mise en place (everything in its place before cooking), place setting, sanitize, leftovers. See the unit vocabulary list for the Spanish column.</w:t>
       </w:r>
     </w:p>
     <w:p>
@@ -1453,7 +1453,7 @@
         <w:pStyle w:val="Compact"/>
       </w:pPr>
       <w:r>
-        <w:t xml:space="preserve">ELL: the station card template has an icon per section and a filled example (the fallback card) to copy from; the seven role cards have a picture and a one-line job; the flowchart is visual; the place setting is a diagram on the slide; sentence starter for the change line: "Next time we would ___ because ___"; the words stir, boil, drain, plate, sanitize, and leftovers are on the unit vocabulary card in Turkish, Portuguese, and Spanish.</w:t>
+        <w:t xml:space="preserve">ELL: the station card template has an icon per section and a filled example (the fallback card) to copy from; the seven role cards have a picture and a one-line job; the flowchart is visual; the place setting is a diagram on the slide; sentence starter for the change line: "Next time we would ___ because ___"; the words stir, boil, drain, plate, sanitize, and leftovers are on the unit vocabulary card in Spanish.</w:t>
       </w:r>
     </w:p>
     <w:p>
@@ -2067,7 +2067,7 @@
     <w:sectPr>
       <w:headerReference w:type="default" r:id="rId9"/>
       <w:pgSz w:w="12240" w:h="15840"/>
-      <w:pgMar w:top="1440" w:bottom="1440" w:left="1440" w:right="1440" w:header="504"/>
+      <w:pgMar w:top="1296" w:bottom="1296" w:left="1296" w:right="1296" w:header="504"/>
     </w:sectPr>
   </w:body>
 </w:document>

--- a/downloads/documents/04 Units/Unit 01 - Nutrition and Wellness - Kitchen Skills and Smart Eating/Lesson 01.20 - Budget Meal Lab.docx
+++ b/downloads/documents/04 Units/Unit 01 - Nutrition and Wellness - Kitchen Skills and Smart Eating/Lesson 01.20 - Budget Meal Lab.docx
@@ -942,7 +942,7 @@
               <w:jc w:val="left"/>
             </w:pPr>
             <w:r>
-              <w:t xml:space="preserve">Students wash hands, put on aprons, and tie back hair as they enter (the routine from Labs 1 and 2). On the board:</w:t>
+              <w:t xml:space="preserve">Students tie back hair, wash hands, and put on aprons as they enter (the routine from Labs 1 and 2). On the board:</w:t>
             </w:r>
             <w:r>
               <w:t xml:space="preserve"> </w:t>
@@ -965,7 +965,7 @@
               <w:jc w:val="left"/>
             </w:pPr>
             <w:r>
-              <w:t xml:space="preserve">Wash, apron, hair back, read, write one line on the back of the card.</w:t>
+              <w:t xml:space="preserve">Hair back, wash, apron, read, write one line on the back of the card.</w:t>
             </w:r>
           </w:p>
         </w:tc>

--- a/downloads/documents/04 Units/Unit 01 - Nutrition and Wellness - Kitchen Skills and Smart Eating/Lesson 01.20 - Budget Meal Lab.docx
+++ b/downloads/documents/04 Units/Unit 01 - Nutrition and Wellness - Kitchen Skills and Smart Eating/Lesson 01.20 - Budget Meal Lab.docx
@@ -338,7 +338,7 @@
         <w:pStyle w:val="Compact"/>
       </w:pPr>
       <w:r>
-        <w:t xml:space="preserve">(High) At the end of Day 2, evaluate the team’s own lab on the lab rubric (safety, the dish, teamwork) and write one change the team would make if it cooked the dish again.</w:t>
+        <w:t xml:space="preserve">(High) At the end of Day 2, evaluate the team’s own lab on the lab rubric (the station card, the cook in role, the self-assessment, and the safety and sanitation row) and write one change the team would make if it cooked the dish again.</w:t>
       </w:r>
     </w:p>
     <w:p>
@@ -444,7 +444,22 @@
         <w:pStyle w:val="Compact"/>
       </w:pPr>
       <w:r>
-        <w:t xml:space="preserve">Lab role cards, one set of seven per station: Station Manager, Prep Lead, Cook Lead, Plate Captain, Clean Crew (two), Safety and Sanitation Checker</w:t>
+        <w:t xml:space="preserve">Lab role cards, one set of eight per station, the same eight course roles as Labs 1 and 2 (reuse the Lab 1 cards from</w:t>
+      </w:r>
+      <w:r>
+        <w:t xml:space="preserve"> </w:t>
+      </w:r>
+      <w:r>
+        <w:rPr>
+          <w:rStyle w:val="VerbatimChar"/>
+        </w:rPr>
+        <w:t xml:space="preserve">Handout 01.08 - Role Cards Lab 1.md</w:t>
+      </w:r>
+      <w:r>
+        <w:t xml:space="preserve"> </w:t>
+      </w:r>
+      <w:r>
+        <w:t xml:space="preserve">for the names; the team writes each role’s job per phase in Section 4 of its station card): Station Manager, Head Cook, Second Cook, Prep Cook, Helper Cook, Toppings Chief, Plate Builder, Time Keeper (at seven students, the Station Manager keeps time)</w:t>
       </w:r>
     </w:p>
     <w:p>
@@ -734,7 +749,7 @@
               <w:jc w:val="left"/>
             </w:pPr>
             <w:r>
-              <w:t xml:space="preserve">Show a filled fallback card on the screen (the pasta one). Point at the seven parts: ingredients scaled for seven tasting portions with the package size and cost, eight to ten numbered steps, seven roles with a job per phase, a flowchart in five-minute blocks (prep 0 to 5, cook 5 to 25, plate and eat 25 to 32, clean 32 to 40), the constraints checklist (no knives, pre-cooked meat only, stovetop and oven, teacher drains and handles the oven), safety reminders, and</w:t>
+              <w:t xml:space="preserve">Show a filled fallback card on the screen (the pasta one). Point at the seven parts: ingredients scaled for seven tasting portions with the package size and cost, eight to ten numbered steps, the eight lab roles with a job per phase, a flowchart in five-minute blocks (prep 0 to 5, cook 5 to 25, plate and eat 25 to 32, clean 32 to 40), the constraints checklist (no knives, pre-cooked meat only, stovetop and oven, teacher drains and handles the oven), safety reminders, and</w:t>
             </w:r>
             <w:r>
               <w:t xml:space="preserve"> </w:t>
@@ -861,7 +876,7 @@
               <w:jc w:val="left"/>
             </w:pPr>
             <w:r>
-              <w:t xml:space="preserve">Fix and resubmit, or choose a fallback. Assign the seven lab roles for Day 2 and write them on the card.</w:t>
+              <w:t xml:space="preserve">Fix and resubmit, or choose a fallback. Assign the eight lab roles for Day 2 (at seven students, the Station Manager keeps time) and write them on the card.</w:t>
             </w:r>
           </w:p>
         </w:tc>
@@ -1000,18 +1015,18 @@
               <w:jc w:val="left"/>
             </w:pPr>
             <w:r>
-              <w:t xml:space="preserve">Give the reset cue (lights, countdown, hands empty) and the three reminders: the oven and the colander are mine; no knives exist today; the Safety Checker calls the two-hour rule at cleanup. Start the timers.</w:t>
-            </w:r>
-          </w:p>
-        </w:tc>
-        <w:tc>
-          <w:p>
-            <w:pPr>
-              <w:pStyle w:val="Compact"/>
-              <w:jc w:val="left"/>
-            </w:pPr>
-            <w:r>
-              <w:t xml:space="preserve">Station Manager reads the card aloud. Prep Lead sets out every ingredient and tool (mise en place). Safety Checker checks the fridge temperature and that every hand was washed. Plate Captain sets one place setting per person: plate, fork on the left, spoon on the right, napkin under the fork, cup above the spoon.</w:t>
+              <w:t xml:space="preserve">Give the reset cue (lights, countdown, hands empty) and the three reminders: the oven and the colander are mine; no knives exist today; the Time Keeper calls the two-hour rule at cleanup. Start the timers.</w:t>
+            </w:r>
+          </w:p>
+        </w:tc>
+        <w:tc>
+          <w:p>
+            <w:pPr>
+              <w:pStyle w:val="Compact"/>
+              <w:jc w:val="left"/>
+            </w:pPr>
+            <w:r>
+              <w:t xml:space="preserve">Head Cook reads the card aloud. Prep Cook sets out every ingredient and tool (mise en place); Helper Cook helps. Station Manager checks the fridge temperature and that every hand was washed. Plate Builder sets one place setting per person: plate, fork on the left, spoon on the right, napkin under the fork, cup above the spoon.</w:t>
             </w:r>
           </w:p>
         </w:tc>
@@ -1075,7 +1090,7 @@
               <w:jc w:val="left"/>
             </w:pPr>
             <w:r>
-              <w:t xml:space="preserve">Cook Lead runs the stovetop or assembles for the oven. Prep Lead hands ingredients in order. Station Manager watches the flowchart and calls time. Clean Crew washes as they go. Safety Checker takes the temperature of any reheated meat (165 F) and watches for towels on burners and handles turned out.</w:t>
+              <w:t xml:space="preserve">Head Cook runs the stovetop or assembles for the oven; Second Cook runs the second pot or the second sheet. Prep Cook hands ingredients in order. Toppings Chief measures and adds the cheese, sauce, or salsa. Time Keeper (at seven, the Station Manager) watches the flowchart, calls time, and watches for towels on burners and handles turned out. Helper Cook washes as they go. Head Cook takes the temperature of any reheated meat (165 F).</w:t>
             </w:r>
           </w:p>
         </w:tc>
@@ -1139,7 +1154,7 @@
               <w:jc w:val="left"/>
             </w:pPr>
             <w:r>
-              <w:t xml:space="preserve">Plate Captain plates seven tasting portions. Everyone sits and eats at the set table. Presenter notes how it looks and tastes for the menu card tomorrow.</w:t>
+              <w:t xml:space="preserve">Plate Builder plates seven tasting portions; the Toppings Chief finishes each plate. Everyone sits and eats at the set table. Presenter notes how it looks and tastes for the menu card tomorrow.</w:t>
             </w:r>
           </w:p>
         </w:tc>
@@ -1174,18 +1189,18 @@
               <w:jc w:val="left"/>
             </w:pPr>
             <w:r>
-              <w:t xml:space="preserve">Run the station check with the Station Manager at each station: surfaces sanitized, tools washed and put away, burners off and cool, sink empty, floor dry, leftovers in a labeled container in the fridge or in the trash (the Safety Checker says which and why). Sign the card. Teams fill the lab rubric self-assessment on the back of the card.</w:t>
-            </w:r>
-          </w:p>
-        </w:tc>
-        <w:tc>
-          <w:p>
-            <w:pPr>
-              <w:pStyle w:val="Compact"/>
-              <w:jc w:val="left"/>
-            </w:pPr>
-            <w:r>
-              <w:t xml:space="preserve">Clean Crew leads; everyone cleans. Safety Checker handles leftovers by the two-hour rule and labels the container with the date. Team fills the self-assessment and writes one change for next time.</w:t>
+              <w:t xml:space="preserve">Run the station check with the Station Manager at each station: surfaces sanitized, tools washed and put away, burners off and cool, sink empty, floor dry, leftovers in a labeled container in the fridge or in the trash (the Time Keeper calls the two-hour rule and says why). Sign the card. Teams fill the lab rubric self-assessment on the back of the card.</w:t>
+            </w:r>
+          </w:p>
+        </w:tc>
+        <w:tc>
+          <w:p>
+            <w:pPr>
+              <w:pStyle w:val="Compact"/>
+              <w:jc w:val="left"/>
+            </w:pPr>
+            <w:r>
+              <w:t xml:space="preserve">Station Manager leads the clean-up zones; everyone cleans their zone. Toppings Chief puts leftovers away by the two-hour rule and labels the container with the date. Team fills the self-assessment and writes one change for next time.</w:t>
             </w:r>
           </w:p>
         </w:tc>
@@ -1389,7 +1404,7 @@
         <w:t xml:space="preserve"> </w:t>
       </w:r>
       <w:r>
-        <w:t xml:space="preserve">Day 2: the lab rubric on the clipboard during Step 5, one line per station: safety and sanitation (hands, surfaces, handles, temperature), the dish (followed the card, plated as planned), teamwork (every role working, station manager calling time). A</w:t>
+        <w:t xml:space="preserve">Day 2: the lab rubric on the clipboard during Step 5, two rows per student: the safety and sanitation row (hands, surfaces, handles, temperature) and the prepare and serve in role row (followed the card, plated as planned, every role working, the Time Keeper calling time). A</w:t>
       </w:r>
       <w:r>
         <w:t xml:space="preserve"> </w:t>
@@ -1431,7 +1446,7 @@
         <w:t xml:space="preserve"> </w:t>
       </w:r>
       <w:r>
-        <w:t xml:space="preserve">Day 2: the self-assessment on the back of the station card (three objectives plus the safety and sanitation row, 1 to 4 each) and one sentence: "If we cooked this again, we would ___." The Station Manager reads the sentence aloud as the team leaves.</w:t>
+        <w:t xml:space="preserve">Day 2: the self-assessment on the back of the station card (the lab rubric’s four rows: the station card, the cook in role, the self-assessment and change, and safety and sanitation, 1 to 4 each) and one sentence: "If we cooked this again, we would ___." The Station Manager reads the sentence aloud as the team leaves.</w:t>
       </w:r>
     </w:p>
     <w:p>
@@ -1453,7 +1468,7 @@
         <w:pStyle w:val="Compact"/>
       </w:pPr>
       <w:r>
-        <w:t xml:space="preserve">ELL: the station card template has an icon per section and a filled example (the fallback card) to copy from; the seven role cards have a picture and a one-line job; the flowchart is visual; the place setting is a diagram on the slide; sentence starter for the change line: "Next time we would ___ because ___"; the words stir, boil, drain, plate, sanitize, and leftovers are on the unit vocabulary card in Spanish.</w:t>
+        <w:t xml:space="preserve">ELL: the station card template has an icon per section and a filled example (the fallback card) to copy from; the eight role cards have a picture and a one-line job; the flowchart is visual; the place setting is a diagram on the slide; sentence starter for the change line: "Next time we would ___ because ___"; the words stir, boil, drain, plate, sanitize, and leftovers are on the unit vocabulary card in Spanish.</w:t>
       </w:r>
     </w:p>
     <w:p>
@@ -1465,7 +1480,7 @@
         <w:pStyle w:val="Compact"/>
       </w:pPr>
       <w:r>
-        <w:t xml:space="preserve">IEP and 504 (general): choice of role (Prep Lead, Plate Captain, and Clean Crew have clear physical tasks and no time pressure at the stove); the card template has the flowchart blocks pre-drawn; a student who cannot stand at a burner is the Safety and Sanitation Checker with the thermometer and the clipboard; extended time on the card by finishing during the Lesson 1.19 revision window; a written lab alternative (a recipe analysis of the team’s card) for any student absent on Day 2, per the grading plan.</w:t>
+        <w:t xml:space="preserve">IEP and 504 (general): choice of role (Prep Cook, Plate Builder, and Helper Cook have clear physical tasks and no time pressure at the stove); the card template has the flowchart blocks pre-drawn; a student who cannot stand at a burner is the Time Keeper with the timer and the clipboard; extended time on the card by finishing during the Lesson 1.19 revision window; a written lab alternative (a recipe analysis of the team’s card) for any student absent on Day 2, per the grading plan.</w:t>
       </w:r>
     </w:p>
     <w:p>
@@ -1501,7 +1516,7 @@
         <w:pStyle w:val="Compact"/>
       </w:pPr>
       <w:r>
-        <w:t xml:space="preserve">UDL checkpoint used: multiple means of action and expression (seven roles, each a different way to do the lab well) and multiple means of representation (the card as text, as a flowchart, and as a filled example).</w:t>
+        <w:t xml:space="preserve">UDL checkpoint used: multiple means of action and expression (eight roles, each a different way to do the lab well) and multiple means of representation (the card as text, as a flowchart, and as a filled example).</w:t>
       </w:r>
     </w:p>
     <w:p>
@@ -2037,7 +2052,7 @@
         <w:pStyle w:val="Compact"/>
       </w:pPr>
       <w:r>
-        <w:t xml:space="preserve">Second common mistake: the Cook Lead does everything and five people watch. The flowchart with a name in every block is the fix, and the lab rubric’s teamwork line scores it.</w:t>
+        <w:t xml:space="preserve">Second common mistake: the Head Cook does everything and six people watch. The flowchart with a name in every block is the fix, and the lab rubric’s prepare and serve in role row scores it (every role working).</w:t>
       </w:r>
     </w:p>
     <w:p>
@@ -2049,7 +2064,7 @@
         <w:pStyle w:val="Compact"/>
       </w:pPr>
       <w:r>
-        <w:t xml:space="preserve">Leftovers: the Safety Checker decides by the rules from Lesson 1.17. Anything held above 40 F for over two hours by the end of the day is trash, not tomorrow’s tasting gallery. If the school day makes same-day refrigeration impossible, plan a fresh no-cook item for Lesson 1.21 instead (see that lesson).</w:t>
+        <w:t xml:space="preserve">Leftovers: the Time Keeper calls the two-hour rule and the Toppings Chief puts them away, by the rules from Lesson 1.17. Anything held above 40 F for over two hours by the end of the day is trash, not tomorrow’s tasting gallery. If the school day makes same-day refrigeration impossible, plan a fresh no-cook item for Lesson 1.21 instead (see that lesson).</w:t>
       </w:r>
     </w:p>
     <w:p>
@@ -2067,7 +2082,7 @@
     <w:sectPr>
       <w:headerReference w:type="default" r:id="rId9"/>
       <w:pgSz w:w="12240" w:h="15840"/>
-      <w:pgMar w:top="1296" w:bottom="1296" w:left="1296" w:right="1296" w:header="504"/>
+      <w:pgMar w:top="1440" w:bottom="1440" w:left="1440" w:right="1440" w:header="504"/>
     </w:sectPr>
   </w:body>
 </w:document>
